--- a/Наладчик контрольно-измерительных приборов и автоматики/профессиональной подготовки 14919 Наладчик контрольно-измерительных приборов и автоматики/Лекции МДК 01.01  10 Сдача налаженных и испытанных систем КИПиА в эксплуатацию.docx
+++ b/Наладчик контрольно-измерительных приборов и автоматики/профессиональной подготовки 14919 Наладчик контрольно-измерительных приборов и автоматики/Лекции МДК 01.01  10 Сдача налаженных и испытанных систем КИПиА в эксплуатацию.docx
@@ -230,21 +230,6 @@
           <w:rFonts w:ascii="Times New Roman" w:hAnsi="Times New Roman" w:cs="Times New Roman"/>
         </w:rPr>
         <w:t>После подписания акта приёма-передачи эксплуатирующая организация принимает на себя ответственность за сохранность оборудования и правильность эксплуатации. Наладчик проводит инструктаж эксплуатационного персонала по особенностям работы налаженных систем и передаёт рабочие журналы и рекомендации.</w:t>
-      </w:r>
-    </w:p>
-    <w:p>
-      <w:pPr>
-        <w:spacing w:line="360" w:lineRule="auto" w:before="240" w:after="80"/>
-        <w:jc w:val="left"/>
-      </w:pPr>
-      <w:r>
-        <w:rPr>
-          <w:rFonts w:ascii="Times New Roman" w:hAnsi="Times New Roman"/>
-          <w:b/>
-          <w:sz w:val="28"/>
-          <w:rFonts w:ascii="Times New Roman" w:hAnsi="Times New Roman" w:cs="Times New Roman"/>
-        </w:rPr>
-        <w:t>Вопросы для повторения (Лекция 1):</w:t>
       </w:r>
     </w:p>
     <w:p>
@@ -499,7 +484,40 @@
           <w:sz w:val="28"/>
           <w:rFonts w:ascii="Times New Roman" w:hAnsi="Times New Roman" w:cs="Times New Roman"/>
         </w:rPr>
-        <w:t>Для систем автоматического регулирования в паспорте наладки указываются: тип и настройки регулятора (коэффициент усиления, время интегрирования, время дифференцирования), результаты анализа переходных процессов (время регулирования, перерегулирование, статическая ошибка), рекомендации по эксплуатации и периодичности настройки.</w:t>
+      </w:r>
+      <w:r>
+        <w:drawing>
+          <wp:inline xmlns:a="http://schemas.openxmlformats.org/drawingml/2006/main" xmlns:pic="http://schemas.openxmlformats.org/drawingml/2006/picture">
+            <wp:extent cx="5029200" cy="2980267"/>
+            <wp:docPr id="1" name="Picture 1"/>
+            <wp:cNvGraphicFramePr>
+              <a:graphicFrameLocks noChangeAspect="1"/>
+            </wp:cNvGraphicFramePr>
+            <a:graphic>
+              <a:graphicData uri="http://schemas.openxmlformats.org/drawingml/2006/picture">
+                <pic:pic>
+                  <pic:nvPicPr>
+                    <pic:cNvPr id="0" name="diagram_10.png"/>
+                    <pic:cNvPicPr/>
+                  </pic:nvPicPr>
+                  <pic:blipFill>
+                    <a:blip r:embed="rId9"/>
+                    <a:stretch>
+                      <a:fillRect/>
+                    </a:stretch>
+                  </pic:blipFill>
+                  <pic:spPr>
+                    <a:xfrm>
+                      <a:off x="0" y="0"/>
+                      <a:ext cx="5029200" cy="2980267"/>
+                    </a:xfrm>
+                    <a:prstGeom prst="rect"/>
+                  </pic:spPr>
+                </pic:pic>
+              </a:graphicData>
+            </a:graphic>
+          </wp:inline>
+        </w:drawing>
       </w:r>
     </w:p>
     <w:p>
@@ -605,6 +623,914 @@
           <w:rFonts w:ascii="Times New Roman" w:hAnsi="Times New Roman" w:cs="Times New Roman"/>
         </w:rPr>
         <w:t>5. В течение какого срока хранится исполнительная документация?</w:t>
+      </w:r>
+    </w:p>
+    <w:tbl>
+      <w:tblPr>
+        <w:tblStyle w:val="TableGrid"/>
+        <w:tblW w:type="auto" w:w="0"/>
+        <w:jc w:val="center"/>
+        <w:tblLook w:firstColumn="1" w:firstRow="1" w:lastColumn="0" w:lastRow="0" w:noHBand="0" w:noVBand="1" w:val="04A0"/>
+      </w:tblPr>
+      <w:tblGrid>
+        <w:gridCol w:w="2339"/>
+        <w:gridCol w:w="2339"/>
+        <w:gridCol w:w="2339"/>
+        <w:gridCol w:w="2339"/>
+      </w:tblGrid>
+      <w:tr>
+        <w:tc>
+          <w:tcPr>
+            <w:tcW w:type="dxa" w:w="2339"/>
+            <w:shd w:fill="4472C4" w:val="clear"/>
+          </w:tcPr>
+          <w:p>
+            <w:pPr>
+              <w:jc w:val="center"/>
+            </w:pPr>
+            <w:r/>
+            <w:r>
+              <w:rPr>
+                <w:b/>
+                <w:color w:val="FFFFFF"/>
+                <w:sz w:val="18"/>
+              </w:rPr>
+              <w:t>Этап сдачи</w:t>
+            </w:r>
+          </w:p>
+        </w:tc>
+        <w:tc>
+          <w:tcPr>
+            <w:tcW w:type="dxa" w:w="2339"/>
+            <w:shd w:fill="4472C4" w:val="clear"/>
+          </w:tcPr>
+          <w:p>
+            <w:pPr>
+              <w:jc w:val="center"/>
+            </w:pPr>
+            <w:r/>
+            <w:r>
+              <w:rPr>
+                <w:b/>
+                <w:color w:val="FFFFFF"/>
+                <w:sz w:val="18"/>
+              </w:rPr>
+              <w:t>Документ</w:t>
+            </w:r>
+          </w:p>
+        </w:tc>
+        <w:tc>
+          <w:tcPr>
+            <w:tcW w:type="dxa" w:w="2339"/>
+            <w:shd w:fill="4472C4" w:val="clear"/>
+          </w:tcPr>
+          <w:p>
+            <w:pPr>
+              <w:jc w:val="center"/>
+            </w:pPr>
+            <w:r/>
+            <w:r>
+              <w:rPr>
+                <w:b/>
+                <w:color w:val="FFFFFF"/>
+                <w:sz w:val="18"/>
+              </w:rPr>
+              <w:t>Ответственный</w:t>
+            </w:r>
+          </w:p>
+        </w:tc>
+        <w:tc>
+          <w:tcPr>
+            <w:tcW w:type="dxa" w:w="2339"/>
+            <w:shd w:fill="4472C4" w:val="clear"/>
+          </w:tcPr>
+          <w:p>
+            <w:pPr>
+              <w:jc w:val="center"/>
+            </w:pPr>
+            <w:r/>
+            <w:r>
+              <w:rPr>
+                <w:b/>
+                <w:color w:val="FFFFFF"/>
+                <w:sz w:val="18"/>
+              </w:rPr>
+              <w:t>Срок</w:t>
+            </w:r>
+          </w:p>
+        </w:tc>
+      </w:tr>
+      <w:tr>
+        <w:tc>
+          <w:tcPr>
+            <w:tcW w:type="dxa" w:w="2339"/>
+            <w:shd w:fill="D9E2F3" w:val="clear"/>
+          </w:tcPr>
+          <w:p>
+            <w:pPr>
+              <w:jc w:val="left"/>
+            </w:pPr>
+            <w:r/>
+            <w:r>
+              <w:rPr>
+                <w:sz w:val="18"/>
+              </w:rPr>
+              <w:t>Подготовка документации</w:t>
+            </w:r>
+          </w:p>
+        </w:tc>
+        <w:tc>
+          <w:tcPr>
+            <w:tcW w:type="dxa" w:w="2339"/>
+            <w:shd w:fill="D9E2F3" w:val="clear"/>
+          </w:tcPr>
+          <w:p>
+            <w:pPr>
+              <w:jc w:val="left"/>
+            </w:pPr>
+            <w:r/>
+            <w:r>
+              <w:rPr>
+                <w:sz w:val="18"/>
+              </w:rPr>
+              <w:t>Комплект паспортов, протоколов</w:t>
+            </w:r>
+          </w:p>
+        </w:tc>
+        <w:tc>
+          <w:tcPr>
+            <w:tcW w:type="dxa" w:w="2339"/>
+            <w:shd w:fill="D9E2F3" w:val="clear"/>
+          </w:tcPr>
+          <w:p>
+            <w:pPr>
+              <w:jc w:val="left"/>
+            </w:pPr>
+            <w:r/>
+            <w:r>
+              <w:rPr>
+                <w:sz w:val="18"/>
+              </w:rPr>
+              <w:t>Наладчик КИПиА</w:t>
+            </w:r>
+          </w:p>
+        </w:tc>
+        <w:tc>
+          <w:tcPr>
+            <w:tcW w:type="dxa" w:w="2339"/>
+            <w:shd w:fill="D9E2F3" w:val="clear"/>
+          </w:tcPr>
+          <w:p>
+            <w:pPr>
+              <w:jc w:val="left"/>
+            </w:pPr>
+            <w:r/>
+            <w:r>
+              <w:rPr>
+                <w:sz w:val="18"/>
+              </w:rPr>
+              <w:t>До начала приёмки</w:t>
+            </w:r>
+          </w:p>
+        </w:tc>
+      </w:tr>
+      <w:tr>
+        <w:tc>
+          <w:tcPr>
+            <w:tcW w:type="dxa" w:w="2339"/>
+          </w:tcPr>
+          <w:p>
+            <w:pPr>
+              <w:jc w:val="left"/>
+            </w:pPr>
+            <w:r/>
+            <w:r>
+              <w:rPr>
+                <w:sz w:val="18"/>
+              </w:rPr>
+              <w:t>Предварительная проверка</w:t>
+            </w:r>
+          </w:p>
+        </w:tc>
+        <w:tc>
+          <w:tcPr>
+            <w:tcW w:type="dxa" w:w="2339"/>
+          </w:tcPr>
+          <w:p>
+            <w:pPr>
+              <w:jc w:val="left"/>
+            </w:pPr>
+            <w:r/>
+            <w:r>
+              <w:rPr>
+                <w:sz w:val="18"/>
+              </w:rPr>
+              <w:t>Акт предварительной проверки</w:t>
+            </w:r>
+          </w:p>
+        </w:tc>
+        <w:tc>
+          <w:tcPr>
+            <w:tcW w:type="dxa" w:w="2339"/>
+          </w:tcPr>
+          <w:p>
+            <w:pPr>
+              <w:jc w:val="left"/>
+            </w:pPr>
+            <w:r/>
+            <w:r>
+              <w:rPr>
+                <w:sz w:val="18"/>
+              </w:rPr>
+              <w:t>Наладчик + заказчик</w:t>
+            </w:r>
+          </w:p>
+        </w:tc>
+        <w:tc>
+          <w:tcPr>
+            <w:tcW w:type="dxa" w:w="2339"/>
+          </w:tcPr>
+          <w:p>
+            <w:pPr>
+              <w:jc w:val="left"/>
+            </w:pPr>
+            <w:r/>
+            <w:r>
+              <w:rPr>
+                <w:sz w:val="18"/>
+              </w:rPr>
+              <w:t>1-2 дня</w:t>
+            </w:r>
+          </w:p>
+        </w:tc>
+      </w:tr>
+      <w:tr>
+        <w:tc>
+          <w:tcPr>
+            <w:tcW w:type="dxa" w:w="2339"/>
+            <w:shd w:fill="D9E2F3" w:val="clear"/>
+          </w:tcPr>
+          <w:p>
+            <w:pPr>
+              <w:jc w:val="left"/>
+            </w:pPr>
+            <w:r/>
+            <w:r>
+              <w:rPr>
+                <w:sz w:val="18"/>
+              </w:rPr>
+              <w:t>Приёмочная комиссия</w:t>
+            </w:r>
+          </w:p>
+        </w:tc>
+        <w:tc>
+          <w:tcPr>
+            <w:tcW w:type="dxa" w:w="2339"/>
+            <w:shd w:fill="D9E2F3" w:val="clear"/>
+          </w:tcPr>
+          <w:p>
+            <w:pPr>
+              <w:jc w:val="left"/>
+            </w:pPr>
+            <w:r/>
+            <w:r>
+              <w:rPr>
+                <w:sz w:val="18"/>
+              </w:rPr>
+              <w:t>Акт приёмочной комиссии</w:t>
+            </w:r>
+          </w:p>
+        </w:tc>
+        <w:tc>
+          <w:tcPr>
+            <w:tcW w:type="dxa" w:w="2339"/>
+            <w:shd w:fill="D9E2F3" w:val="clear"/>
+          </w:tcPr>
+          <w:p>
+            <w:pPr>
+              <w:jc w:val="left"/>
+            </w:pPr>
+            <w:r/>
+            <w:r>
+              <w:rPr>
+                <w:sz w:val="18"/>
+              </w:rPr>
+              <w:t>Председатель комиссии</w:t>
+            </w:r>
+          </w:p>
+        </w:tc>
+        <w:tc>
+          <w:tcPr>
+            <w:tcW w:type="dxa" w:w="2339"/>
+            <w:shd w:fill="D9E2F3" w:val="clear"/>
+          </w:tcPr>
+          <w:p>
+            <w:pPr>
+              <w:jc w:val="left"/>
+            </w:pPr>
+            <w:r/>
+            <w:r>
+              <w:rPr>
+                <w:sz w:val="18"/>
+              </w:rPr>
+              <w:t>По графику</w:t>
+            </w:r>
+          </w:p>
+        </w:tc>
+      </w:tr>
+      <w:tr>
+        <w:tc>
+          <w:tcPr>
+            <w:tcW w:type="dxa" w:w="2339"/>
+          </w:tcPr>
+          <w:p>
+            <w:pPr>
+              <w:jc w:val="left"/>
+            </w:pPr>
+            <w:r/>
+            <w:r>
+              <w:rPr>
+                <w:sz w:val="18"/>
+              </w:rPr>
+              <w:t>Комплексное опробование</w:t>
+            </w:r>
+          </w:p>
+        </w:tc>
+        <w:tc>
+          <w:tcPr>
+            <w:tcW w:type="dxa" w:w="2339"/>
+          </w:tcPr>
+          <w:p>
+            <w:pPr>
+              <w:jc w:val="left"/>
+            </w:pPr>
+            <w:r/>
+            <w:r>
+              <w:rPr>
+                <w:sz w:val="18"/>
+              </w:rPr>
+              <w:t>Акт комплексного опробования</w:t>
+            </w:r>
+          </w:p>
+        </w:tc>
+        <w:tc>
+          <w:tcPr>
+            <w:tcW w:type="dxa" w:w="2339"/>
+          </w:tcPr>
+          <w:p>
+            <w:pPr>
+              <w:jc w:val="left"/>
+            </w:pPr>
+            <w:r/>
+            <w:r>
+              <w:rPr>
+                <w:sz w:val="18"/>
+              </w:rPr>
+              <w:t>Руководитель работ</w:t>
+            </w:r>
+          </w:p>
+        </w:tc>
+        <w:tc>
+          <w:tcPr>
+            <w:tcW w:type="dxa" w:w="2339"/>
+          </w:tcPr>
+          <w:p>
+            <w:pPr>
+              <w:jc w:val="left"/>
+            </w:pPr>
+            <w:r/>
+            <w:r>
+              <w:rPr>
+                <w:sz w:val="18"/>
+              </w:rPr>
+              <w:t>72 часа</w:t>
+            </w:r>
+          </w:p>
+        </w:tc>
+      </w:tr>
+      <w:tr>
+        <w:tc>
+          <w:tcPr>
+            <w:tcW w:type="dxa" w:w="2339"/>
+            <w:shd w:fill="D9E2F3" w:val="clear"/>
+          </w:tcPr>
+          <w:p>
+            <w:pPr>
+              <w:jc w:val="left"/>
+            </w:pPr>
+            <w:r/>
+            <w:r>
+              <w:rPr>
+                <w:sz w:val="18"/>
+              </w:rPr>
+              <w:t>Подписание актов</w:t>
+            </w:r>
+          </w:p>
+        </w:tc>
+        <w:tc>
+          <w:tcPr>
+            <w:tcW w:type="dxa" w:w="2339"/>
+            <w:shd w:fill="D9E2F3" w:val="clear"/>
+          </w:tcPr>
+          <w:p>
+            <w:pPr>
+              <w:jc w:val="left"/>
+            </w:pPr>
+            <w:r/>
+            <w:r>
+              <w:rPr>
+                <w:sz w:val="18"/>
+              </w:rPr>
+              <w:t>Акт приёмки в эксплуатацию</w:t>
+            </w:r>
+          </w:p>
+        </w:tc>
+        <w:tc>
+          <w:tcPr>
+            <w:tcW w:type="dxa" w:w="2339"/>
+            <w:shd w:fill="D9E2F3" w:val="clear"/>
+          </w:tcPr>
+          <w:p>
+            <w:pPr>
+              <w:jc w:val="left"/>
+            </w:pPr>
+            <w:r/>
+            <w:r>
+              <w:rPr>
+                <w:sz w:val="18"/>
+              </w:rPr>
+              <w:t>Все стороны</w:t>
+            </w:r>
+          </w:p>
+        </w:tc>
+        <w:tc>
+          <w:tcPr>
+            <w:tcW w:type="dxa" w:w="2339"/>
+            <w:shd w:fill="D9E2F3" w:val="clear"/>
+          </w:tcPr>
+          <w:p>
+            <w:pPr>
+              <w:jc w:val="left"/>
+            </w:pPr>
+            <w:r/>
+            <w:r>
+              <w:rPr>
+                <w:sz w:val="18"/>
+              </w:rPr>
+              <w:t>1 день</w:t>
+            </w:r>
+          </w:p>
+        </w:tc>
+      </w:tr>
+      <w:tr>
+        <w:tc>
+          <w:tcPr>
+            <w:tcW w:type="dxa" w:w="2339"/>
+          </w:tcPr>
+          <w:p>
+            <w:pPr>
+              <w:jc w:val="left"/>
+            </w:pPr>
+            <w:r/>
+            <w:r>
+              <w:rPr>
+                <w:sz w:val="18"/>
+              </w:rPr>
+              <w:t>Ввод в эксплуатацию</w:t>
+            </w:r>
+          </w:p>
+        </w:tc>
+        <w:tc>
+          <w:tcPr>
+            <w:tcW w:type="dxa" w:w="2339"/>
+          </w:tcPr>
+          <w:p>
+            <w:pPr>
+              <w:jc w:val="left"/>
+            </w:pPr>
+            <w:r/>
+            <w:r>
+              <w:rPr>
+                <w:sz w:val="18"/>
+              </w:rPr>
+              <w:t>Приказ о вводе</w:t>
+            </w:r>
+          </w:p>
+        </w:tc>
+        <w:tc>
+          <w:tcPr>
+            <w:tcW w:type="dxa" w:w="2339"/>
+          </w:tcPr>
+          <w:p>
+            <w:pPr>
+              <w:jc w:val="left"/>
+            </w:pPr>
+            <w:r/>
+            <w:r>
+              <w:rPr>
+                <w:sz w:val="18"/>
+              </w:rPr>
+              <w:t>Руководитель предприятия</w:t>
+            </w:r>
+          </w:p>
+        </w:tc>
+        <w:tc>
+          <w:tcPr>
+            <w:tcW w:type="dxa" w:w="2339"/>
+          </w:tcPr>
+          <w:p>
+            <w:pPr>
+              <w:jc w:val="left"/>
+            </w:pPr>
+            <w:r/>
+            <w:r>
+              <w:rPr>
+                <w:sz w:val="18"/>
+              </w:rPr>
+              <w:t>После подписания</w:t>
+            </w:r>
+          </w:p>
+        </w:tc>
+      </w:tr>
+    </w:tbl>
+    <w:tbl>
+      <w:tblPr>
+        <w:tblStyle w:val="TableGrid"/>
+        <w:tblW w:type="auto" w:w="0"/>
+        <w:jc w:val="center"/>
+        <w:tblLook w:firstColumn="1" w:firstRow="1" w:lastColumn="0" w:lastRow="0" w:noHBand="0" w:noVBand="1" w:val="04A0"/>
+      </w:tblPr>
+      <w:tblGrid>
+        <w:gridCol w:w="3118"/>
+        <w:gridCol w:w="3118"/>
+        <w:gridCol w:w="3118"/>
+      </w:tblGrid>
+      <w:tr>
+        <w:tc>
+          <w:tcPr>
+            <w:tcW w:type="dxa" w:w="3118"/>
+            <w:shd w:fill="4472C4" w:val="clear"/>
+          </w:tcPr>
+          <w:p>
+            <w:pPr>
+              <w:jc w:val="center"/>
+            </w:pPr>
+            <w:r/>
+            <w:r>
+              <w:rPr>
+                <w:b/>
+                <w:color w:val="FFFFFF"/>
+                <w:sz w:val="18"/>
+              </w:rPr>
+              <w:t>Документ</w:t>
+            </w:r>
+          </w:p>
+        </w:tc>
+        <w:tc>
+          <w:tcPr>
+            <w:tcW w:type="dxa" w:w="3118"/>
+            <w:shd w:fill="4472C4" w:val="clear"/>
+          </w:tcPr>
+          <w:p>
+            <w:pPr>
+              <w:jc w:val="center"/>
+            </w:pPr>
+            <w:r/>
+            <w:r>
+              <w:rPr>
+                <w:b/>
+                <w:color w:val="FFFFFF"/>
+                <w:sz w:val="18"/>
+              </w:rPr>
+              <w:t>Содержание</w:t>
+            </w:r>
+          </w:p>
+        </w:tc>
+        <w:tc>
+          <w:tcPr>
+            <w:tcW w:type="dxa" w:w="3118"/>
+            <w:shd w:fill="4472C4" w:val="clear"/>
+          </w:tcPr>
+          <w:p>
+            <w:pPr>
+              <w:jc w:val="center"/>
+            </w:pPr>
+            <w:r/>
+            <w:r>
+              <w:rPr>
+                <w:b/>
+                <w:color w:val="FFFFFF"/>
+                <w:sz w:val="18"/>
+              </w:rPr>
+              <w:t>Кто подписывает</w:t>
+            </w:r>
+          </w:p>
+        </w:tc>
+      </w:tr>
+      <w:tr>
+        <w:tc>
+          <w:tcPr>
+            <w:tcW w:type="dxa" w:w="3118"/>
+            <w:shd w:fill="D9E2F3" w:val="clear"/>
+          </w:tcPr>
+          <w:p>
+            <w:pPr>
+              <w:jc w:val="left"/>
+            </w:pPr>
+            <w:r/>
+            <w:r>
+              <w:rPr>
+                <w:sz w:val="18"/>
+              </w:rPr>
+              <w:t>Акт индивидуальных испытаний</w:t>
+            </w:r>
+          </w:p>
+        </w:tc>
+        <w:tc>
+          <w:tcPr>
+            <w:tcW w:type="dxa" w:w="3118"/>
+            <w:shd w:fill="D9E2F3" w:val="clear"/>
+          </w:tcPr>
+          <w:p>
+            <w:pPr>
+              <w:jc w:val="left"/>
+            </w:pPr>
+            <w:r/>
+            <w:r>
+              <w:rPr>
+                <w:sz w:val="18"/>
+              </w:rPr>
+              <w:t>Результаты испытаний каждого прибора</w:t>
+            </w:r>
+          </w:p>
+        </w:tc>
+        <w:tc>
+          <w:tcPr>
+            <w:tcW w:type="dxa" w:w="3118"/>
+            <w:shd w:fill="D9E2F3" w:val="clear"/>
+          </w:tcPr>
+          <w:p>
+            <w:pPr>
+              <w:jc w:val="left"/>
+            </w:pPr>
+            <w:r/>
+            <w:r>
+              <w:rPr>
+                <w:sz w:val="18"/>
+              </w:rPr>
+              <w:t>Наладчик, представитель заказчика</w:t>
+            </w:r>
+          </w:p>
+        </w:tc>
+      </w:tr>
+      <w:tr>
+        <w:tc>
+          <w:tcPr>
+            <w:tcW w:type="dxa" w:w="3118"/>
+          </w:tcPr>
+          <w:p>
+            <w:pPr>
+              <w:jc w:val="left"/>
+            </w:pPr>
+            <w:r/>
+            <w:r>
+              <w:rPr>
+                <w:sz w:val="18"/>
+              </w:rPr>
+              <w:t>Акт комплексного опробования</w:t>
+            </w:r>
+          </w:p>
+        </w:tc>
+        <w:tc>
+          <w:tcPr>
+            <w:tcW w:type="dxa" w:w="3118"/>
+          </w:tcPr>
+          <w:p>
+            <w:pPr>
+              <w:jc w:val="left"/>
+            </w:pPr>
+            <w:r/>
+            <w:r>
+              <w:rPr>
+                <w:sz w:val="18"/>
+              </w:rPr>
+              <w:t>Результаты 72-часового опробования</w:t>
+            </w:r>
+          </w:p>
+        </w:tc>
+        <w:tc>
+          <w:tcPr>
+            <w:tcW w:type="dxa" w:w="3118"/>
+          </w:tcPr>
+          <w:p>
+            <w:pPr>
+              <w:jc w:val="left"/>
+            </w:pPr>
+            <w:r/>
+            <w:r>
+              <w:rPr>
+                <w:sz w:val="18"/>
+              </w:rPr>
+              <w:t>Руководитель, заказчик, наладчик</w:t>
+            </w:r>
+          </w:p>
+        </w:tc>
+      </w:tr>
+      <w:tr>
+        <w:tc>
+          <w:tcPr>
+            <w:tcW w:type="dxa" w:w="3118"/>
+            <w:shd w:fill="D9E2F3" w:val="clear"/>
+          </w:tcPr>
+          <w:p>
+            <w:pPr>
+              <w:jc w:val="left"/>
+            </w:pPr>
+            <w:r/>
+            <w:r>
+              <w:rPr>
+                <w:sz w:val="18"/>
+              </w:rPr>
+              <w:t>Паспорт системы</w:t>
+            </w:r>
+          </w:p>
+        </w:tc>
+        <w:tc>
+          <w:tcPr>
+            <w:tcW w:type="dxa" w:w="3118"/>
+            <w:shd w:fill="D9E2F3" w:val="clear"/>
+          </w:tcPr>
+          <w:p>
+            <w:pPr>
+              <w:jc w:val="left"/>
+            </w:pPr>
+            <w:r/>
+            <w:r>
+              <w:rPr>
+                <w:sz w:val="18"/>
+              </w:rPr>
+              <w:t>Характеристики, схемы, данные наладки</w:t>
+            </w:r>
+          </w:p>
+        </w:tc>
+        <w:tc>
+          <w:tcPr>
+            <w:tcW w:type="dxa" w:w="3118"/>
+            <w:shd w:fill="D9E2F3" w:val="clear"/>
+          </w:tcPr>
+          <w:p>
+            <w:pPr>
+              <w:jc w:val="left"/>
+            </w:pPr>
+            <w:r/>
+            <w:r>
+              <w:rPr>
+                <w:sz w:val="18"/>
+              </w:rPr>
+              <w:t>Наладчик КИПиА</w:t>
+            </w:r>
+          </w:p>
+        </w:tc>
+      </w:tr>
+      <w:tr>
+        <w:tc>
+          <w:tcPr>
+            <w:tcW w:type="dxa" w:w="3118"/>
+          </w:tcPr>
+          <w:p>
+            <w:pPr>
+              <w:jc w:val="left"/>
+            </w:pPr>
+            <w:r/>
+            <w:r>
+              <w:rPr>
+                <w:sz w:val="18"/>
+              </w:rPr>
+              <w:t>Журнал наладочных работ</w:t>
+            </w:r>
+          </w:p>
+        </w:tc>
+        <w:tc>
+          <w:tcPr>
+            <w:tcW w:type="dxa" w:w="3118"/>
+          </w:tcPr>
+          <w:p>
+            <w:pPr>
+              <w:jc w:val="left"/>
+            </w:pPr>
+            <w:r/>
+            <w:r>
+              <w:rPr>
+                <w:sz w:val="18"/>
+              </w:rPr>
+              <w:t>Хронология всех работ</w:t>
+            </w:r>
+          </w:p>
+        </w:tc>
+        <w:tc>
+          <w:tcPr>
+            <w:tcW w:type="dxa" w:w="3118"/>
+          </w:tcPr>
+          <w:p>
+            <w:pPr>
+              <w:jc w:val="left"/>
+            </w:pPr>
+            <w:r/>
+            <w:r>
+              <w:rPr>
+                <w:sz w:val="18"/>
+              </w:rPr>
+              <w:t>Наладчик КИПиА</w:t>
+            </w:r>
+          </w:p>
+        </w:tc>
+      </w:tr>
+      <w:tr>
+        <w:tc>
+          <w:tcPr>
+            <w:tcW w:type="dxa" w:w="3118"/>
+            <w:shd w:fill="D9E2F3" w:val="clear"/>
+          </w:tcPr>
+          <w:p>
+            <w:pPr>
+              <w:jc w:val="left"/>
+            </w:pPr>
+            <w:r/>
+            <w:r>
+              <w:rPr>
+                <w:sz w:val="18"/>
+              </w:rPr>
+              <w:t>Ведомость замечаний</w:t>
+            </w:r>
+          </w:p>
+        </w:tc>
+        <w:tc>
+          <w:tcPr>
+            <w:tcW w:type="dxa" w:w="3118"/>
+            <w:shd w:fill="D9E2F3" w:val="clear"/>
+          </w:tcPr>
+          <w:p>
+            <w:pPr>
+              <w:jc w:val="left"/>
+            </w:pPr>
+            <w:r/>
+            <w:r>
+              <w:rPr>
+                <w:sz w:val="18"/>
+              </w:rPr>
+              <w:t>Все выявленные дефекты и их устранение</w:t>
+            </w:r>
+          </w:p>
+        </w:tc>
+        <w:tc>
+          <w:tcPr>
+            <w:tcW w:type="dxa" w:w="3118"/>
+            <w:shd w:fill="D9E2F3" w:val="clear"/>
+          </w:tcPr>
+          <w:p>
+            <w:pPr>
+              <w:jc w:val="left"/>
+            </w:pPr>
+            <w:r/>
+            <w:r>
+              <w:rPr>
+                <w:sz w:val="18"/>
+              </w:rPr>
+              <w:t>Наладчик, заказчик</w:t>
+            </w:r>
+          </w:p>
+        </w:tc>
+      </w:tr>
+    </w:tbl>
+    <w:p>
+      <w:pPr>
+        <w:jc w:val="center"/>
+      </w:pPr>
+    </w:p>
+    <w:p>
+      <w:pPr>
+        <w:jc w:val="center"/>
+      </w:pPr>
+      <w:r>
+        <w:rPr>
+          <w:i/>
+        </w:rPr>
+        <w:t xml:space="preserve">Рисунок 1. Этапы сдачи систем КИПиА в эксплуатацию</w:t>
+      </w:r>
+    </w:p>
+    <w:p>
+      <w:pPr>
+        <w:spacing w:line="360" w:lineRule="auto" w:before="240" w:after="80"/>
+        <w:jc w:val="left"/>
+      </w:pPr>
+      <w:r>
+        <w:rPr>
+          <w:rFonts w:ascii="Times New Roman" w:hAnsi="Times New Roman"/>
+          <w:b/>
+          <w:sz w:val="28"/>
+          <w:rFonts w:ascii="Times New Roman" w:hAnsi="Times New Roman" w:cs="Times New Roman"/>
+        </w:rPr>
+        <w:t>Вопросы для повторения (Лекция 1):</w:t>
       </w:r>
     </w:p>
     <w:sectPr>
